--- a/diploma/thesis/reference.docx
+++ b/diploma/thesis/reference.docx
@@ -699,6 +699,7 @@
     <w:pPr>
       <w:keepNext/>
       <w:keepLines/>
+      <w:pageBreakBefore/>
       <w:spacing w:before="360" w:after="80"/>
       <w:outlineLvl w:val="0"/>
     </w:pPr>
